--- a/data/employees/EMP005/AST-EMP005-03.docx
+++ b/data/employees/EMP005/AST-EMP005-03.docx
@@ -7,10 +7,7 @@
         <w:pStyle w:val="Heading1"/>
       </w:pPr>
       <w:r>
-        <w:rPr>
-          <w:sz w:val="36"/>
-        </w:rPr>
-        <w:t>Design specification - EMP005</w:t>
+        <w:t>Ast Emp005 03 - EMP005</w:t>
       </w:r>
     </w:p>
     <w:p>
@@ -18,130 +15,32 @@
         <w:pStyle w:val="Heading2"/>
       </w:pPr>
       <w:r>
-        <w:t>Document Metadata</w:t>
-      </w:r>
-    </w:p>
-    <w:tbl>
-      <w:tblPr>
-        <w:tblStyle w:val="TableGrid"/>
-        <w:tblW w:type="auto" w:w="0"/>
-        <w:tblLook w:firstColumn="1" w:firstRow="1" w:lastColumn="0" w:lastRow="0" w:noHBand="0" w:noVBand="1" w:val="04A0"/>
-      </w:tblPr>
-      <w:tblGrid>
-        <w:gridCol w:w="4320"/>
-        <w:gridCol w:w="4320"/>
-      </w:tblGrid>
-      <w:tr>
-        <w:tc>
-          <w:tcPr>
-            <w:tcW w:type="dxa" w:w="4320"/>
-          </w:tcPr>
-          <w:p>
-            <w:r>
-              <w:t>Author</w:t>
-            </w:r>
-          </w:p>
-        </w:tc>
-        <w:tc>
-          <w:tcPr>
-            <w:tcW w:type="dxa" w:w="4320"/>
-          </w:tcPr>
-          <w:p>
-            <w:r>
-              <w:t>Casey Lee</w:t>
-            </w:r>
-          </w:p>
-        </w:tc>
-      </w:tr>
-      <w:tr>
-        <w:tc>
-          <w:tcPr>
-            <w:tcW w:type="dxa" w:w="4320"/>
-          </w:tcPr>
-          <w:p>
-            <w:r>
-              <w:t>Role / Department</w:t>
-            </w:r>
-          </w:p>
-        </w:tc>
-        <w:tc>
-          <w:tcPr>
-            <w:tcW w:type="dxa" w:w="4320"/>
-          </w:tcPr>
-          <w:p>
-            <w:r>
-              <w:t>Senior Engineer | Procurement</w:t>
-            </w:r>
-          </w:p>
-        </w:tc>
-      </w:tr>
-      <w:tr>
-        <w:tc>
-          <w:tcPr>
-            <w:tcW w:type="dxa" w:w="4320"/>
-          </w:tcPr>
-          <w:p>
-            <w:r>
-              <w:t>Location</w:t>
-            </w:r>
-          </w:p>
-        </w:tc>
-        <w:tc>
-          <w:tcPr>
-            <w:tcW w:type="dxa" w:w="4320"/>
-          </w:tcPr>
-          <w:p>
-            <w:r>
-              <w:t>Bengaluru</w:t>
-            </w:r>
-          </w:p>
-        </w:tc>
-      </w:tr>
-      <w:tr>
-        <w:tc>
-          <w:tcPr>
-            <w:tcW w:type="dxa" w:w="4320"/>
-          </w:tcPr>
-          <w:p>
-            <w:r>
-              <w:t>Last Modified</w:t>
-            </w:r>
-          </w:p>
-        </w:tc>
-        <w:tc>
-          <w:tcPr>
-            <w:tcW w:type="dxa" w:w="4320"/>
-          </w:tcPr>
-          <w:p>
-            <w:r>
-              <w:t>2025-01-09</w:t>
-            </w:r>
-          </w:p>
-        </w:tc>
-      </w:tr>
-    </w:tbl>
-    <w:p/>
-    <w:p>
-      <w:pPr>
-        <w:pStyle w:val="Heading2"/>
-      </w:pPr>
-      <w:r>
-        <w:t>Specification</w:t>
+        <w:t>Page 1</w:t>
       </w:r>
     </w:p>
     <w:p>
       <w:r>
-        <w:t>Design Specification: Supplier Portal Integration</w:t>
+        <w:t>Section 1: Data quality remediation. EMP005 contributes to ast emp005 03 through recurring collaboration, clear ownership boundaries, and measurable outcomes. The team captures decisions, open issues, and handoffs so that knowledge remains discoverable for future programs.</w:t>
       </w:r>
     </w:p>
     <w:p>
       <w:r>
-        <w:t>Version: 1.2</w:t>
+        <w:t>Section 2: Data quality remediation. EMP005 contributes to ast emp005 03 through recurring collaboration, clear ownership boundaries, and measurable outcomes. The team captures decisions, open issues, and handoffs so that knowledge remains discoverable for future programs.</w:t>
       </w:r>
     </w:p>
     <w:p>
       <w:r>
-        <w:t>This specification covers the integration between the supplier self-service portal and the procurement ERP module. Vendors submit invoices via the portal; OCR parsing extracts line items and matches against purchase orders with a tolerance of +-2%.</w:t>
+        <w:t>Section 3: Department KPI performance. EMP005 contributes to ast emp005 03 through recurring collaboration, clear ownership boundaries, and measurable outcomes. The team captures decisions, open issues, and handoffs so that knowledge remains discoverable for future programs.</w:t>
+      </w:r>
+    </w:p>
+    <w:p>
+      <w:r>
+        <w:t>Section 4: Customer escalation analysis. EMP005 contributes to ast emp005 03 through recurring collaboration, clear ownership boundaries, and measurable outcomes. The team captures decisions, open issues, and handoffs so that knowledge remains discoverable for future programs.</w:t>
+      </w:r>
+    </w:p>
+    <w:p>
+      <w:r>
+        <w:br w:type="page"/>
       </w:r>
     </w:p>
     <w:p>
@@ -149,12 +48,60 @@
         <w:pStyle w:val="Heading2"/>
       </w:pPr>
       <w:r>
-        <w:t>Author Competencies</w:t>
+        <w:t>Page 2</w:t>
       </w:r>
     </w:p>
     <w:p>
       <w:r>
-        <w:t>Ontology, SQL, Python, MLOps</w:t>
+        <w:t>Section 1: Knowledge transfer and onboarding. EMP005 contributes to ast emp005 03 through recurring collaboration, clear ownership boundaries, and measurable outcomes. The team captures decisions, open issues, and handoffs so that knowledge remains discoverable for future programs.</w:t>
+      </w:r>
+    </w:p>
+    <w:p>
+      <w:r>
+        <w:t>Section 2: Data quality remediation. EMP005 contributes to ast emp005 03 through recurring collaboration, clear ownership boundaries, and measurable outcomes. The team captures decisions, open issues, and handoffs so that knowledge remains discoverable for future programs.</w:t>
+      </w:r>
+    </w:p>
+    <w:p>
+      <w:r>
+        <w:t>Section 3: Customer escalation analysis. EMP005 contributes to ast emp005 03 through recurring collaboration, clear ownership boundaries, and measurable outcomes. The team captures decisions, open issues, and handoffs so that knowledge remains discoverable for future programs.</w:t>
+      </w:r>
+    </w:p>
+    <w:p>
+      <w:r>
+        <w:t>Section 4: Operational risk review. EMP005 contributes to ast emp005 03 through recurring collaboration, clear ownership boundaries, and measurable outcomes. The team captures decisions, open issues, and handoffs so that knowledge remains discoverable for future programs.</w:t>
+      </w:r>
+    </w:p>
+    <w:p>
+      <w:r>
+        <w:br w:type="page"/>
+      </w:r>
+    </w:p>
+    <w:p>
+      <w:pPr>
+        <w:pStyle w:val="Heading2"/>
+      </w:pPr>
+      <w:r>
+        <w:t>Page 3</w:t>
+      </w:r>
+    </w:p>
+    <w:p>
+      <w:r>
+        <w:t>Section 1: Operational risk review. EMP005 contributes to ast emp005 03 through recurring collaboration, clear ownership boundaries, and measurable outcomes. The team captures decisions, open issues, and handoffs so that knowledge remains discoverable for future programs.</w:t>
+      </w:r>
+    </w:p>
+    <w:p>
+      <w:r>
+        <w:t>Section 2: Quarterly delivery milestones. EMP005 contributes to ast emp005 03 through recurring collaboration, clear ownership boundaries, and measurable outcomes. The team captures decisions, open issues, and handoffs so that knowledge remains discoverable for future programs.</w:t>
+      </w:r>
+    </w:p>
+    <w:p>
+      <w:r>
+        <w:t>Section 3: Operational risk review. EMP005 contributes to ast emp005 03 through recurring collaboration, clear ownership boundaries, and measurable outcomes. The team captures decisions, open issues, and handoffs so that knowledge remains discoverable for future programs.</w:t>
+      </w:r>
+    </w:p>
+    <w:p>
+      <w:r>
+        <w:t>Section 4: Fabric semantic model planning. EMP005 contributes to ast emp005 03 through recurring collaboration, clear ownership boundaries, and measurable outcomes. The team captures decisions, open issues, and handoffs so that knowledge remains discoverable for future programs.</w:t>
       </w:r>
     </w:p>
     <w:sectPr>
